--- a/docs/package/03_Contracts/iNXT_BrokerVerse_Customer_Responsibilities_and_RACI_Annex.docx
+++ b/docs/package/03_Contracts/iNXT_BrokerVerse_Customer_Responsibilities_and_RACI_Annex.docx
@@ -789,7 +789,7 @@
             </w:rPr>
             <w:fldChar w:fldCharType="separate"/>
           </w:r>
-          <w:hyperlink w:anchor="__RefHeading___Toc51997_4049217194">
+          <w:hyperlink w:anchor="__RefHeading___Toc51997_3199679052">
             <w:r>
               <w:rPr>
                 <w:webHidden/>
@@ -824,7 +824,7 @@
             </w:tabs>
             <w:rPr/>
           </w:pPr>
-          <w:hyperlink w:anchor="__RefHeading___Toc51999_4049217194">
+          <w:hyperlink w:anchor="__RefHeading___Toc51999_3199679052">
             <w:r>
               <w:rPr>
                 <w:webHidden/>
@@ -853,7 +853,7 @@
             </w:tabs>
             <w:rPr/>
           </w:pPr>
-          <w:hyperlink w:anchor="__RefHeading___Toc52001_4049217194">
+          <w:hyperlink w:anchor="__RefHeading___Toc52001_3199679052">
             <w:r>
               <w:rPr>
                 <w:webHidden/>
@@ -875,7 +875,7 @@
             </w:tabs>
             <w:rPr/>
           </w:pPr>
-          <w:hyperlink w:anchor="__RefHeading___Toc52003_4049217194">
+          <w:hyperlink w:anchor="__RefHeading___Toc52003_3199679052">
             <w:r>
               <w:rPr>
                 <w:webHidden/>
@@ -897,7 +897,7 @@
             </w:tabs>
             <w:rPr/>
           </w:pPr>
-          <w:hyperlink w:anchor="__RefHeading___Toc52005_4049217194">
+          <w:hyperlink w:anchor="__RefHeading___Toc52005_3199679052">
             <w:r>
               <w:rPr>
                 <w:webHidden/>
@@ -919,7 +919,7 @@
             </w:tabs>
             <w:rPr/>
           </w:pPr>
-          <w:hyperlink w:anchor="__RefHeading___Toc52007_4049217194">
+          <w:hyperlink w:anchor="__RefHeading___Toc52007_3199679052">
             <w:r>
               <w:rPr>
                 <w:webHidden/>
@@ -941,7 +941,7 @@
             </w:tabs>
             <w:rPr/>
           </w:pPr>
-          <w:hyperlink w:anchor="__RefHeading___Toc52009_4049217194">
+          <w:hyperlink w:anchor="__RefHeading___Toc52009_3199679052">
             <w:r>
               <w:rPr>
                 <w:webHidden/>
@@ -963,7 +963,7 @@
             </w:tabs>
             <w:rPr/>
           </w:pPr>
-          <w:hyperlink w:anchor="__RefHeading___Toc52011_4049217194">
+          <w:hyperlink w:anchor="__RefHeading___Toc52011_3199679052">
             <w:r>
               <w:rPr>
                 <w:webHidden/>
@@ -985,7 +985,7 @@
             </w:tabs>
             <w:rPr/>
           </w:pPr>
-          <w:hyperlink w:anchor="__RefHeading___Toc52013_4049217194">
+          <w:hyperlink w:anchor="__RefHeading___Toc52013_3199679052">
             <w:r>
               <w:rPr>
                 <w:webHidden/>
@@ -1007,7 +1007,7 @@
             </w:tabs>
             <w:rPr/>
           </w:pPr>
-          <w:hyperlink w:anchor="__RefHeading___Toc52015_4049217194">
+          <w:hyperlink w:anchor="__RefHeading___Toc52015_3199679052">
             <w:r>
               <w:rPr>
                 <w:webHidden/>
@@ -1029,7 +1029,7 @@
             </w:tabs>
             <w:rPr/>
           </w:pPr>
-          <w:hyperlink w:anchor="__RefHeading___Toc52017_4049217194">
+          <w:hyperlink w:anchor="__RefHeading___Toc52017_3199679052">
             <w:r>
               <w:rPr>
                 <w:webHidden/>
@@ -1051,7 +1051,7 @@
             </w:tabs>
             <w:rPr/>
           </w:pPr>
-          <w:hyperlink w:anchor="__RefHeading___Toc52019_4049217194">
+          <w:hyperlink w:anchor="__RefHeading___Toc52019_3199679052">
             <w:r>
               <w:rPr>
                 <w:webHidden/>
@@ -1073,7 +1073,7 @@
             </w:tabs>
             <w:rPr/>
           </w:pPr>
-          <w:hyperlink w:anchor="__RefHeading___Toc52021_4049217194">
+          <w:hyperlink w:anchor="__RefHeading___Toc52021_3199679052">
             <w:r>
               <w:rPr>
                 <w:webHidden/>
@@ -1095,7 +1095,7 @@
             </w:tabs>
             <w:rPr/>
           </w:pPr>
-          <w:hyperlink w:anchor="__RefHeading___Toc52023_4049217194">
+          <w:hyperlink w:anchor="__RefHeading___Toc52023_3199679052">
             <w:r>
               <w:rPr>
                 <w:webHidden/>
@@ -1117,7 +1117,7 @@
             </w:tabs>
             <w:rPr/>
           </w:pPr>
-          <w:hyperlink w:anchor="__RefHeading___Toc52025_4049217194">
+          <w:hyperlink w:anchor="__RefHeading___Toc52025_3199679052">
             <w:r>
               <w:rPr>
                 <w:webHidden/>
@@ -1139,7 +1139,7 @@
             </w:tabs>
             <w:rPr/>
           </w:pPr>
-          <w:hyperlink w:anchor="__RefHeading___Toc52027_4049217194">
+          <w:hyperlink w:anchor="__RefHeading___Toc52027_3199679052">
             <w:r>
               <w:rPr>
                 <w:webHidden/>
@@ -1187,7 +1187,7 @@
       <w:r>
         <w:br w:type="page"/>
       </w:r>
-      <w:bookmarkStart w:id="0" w:name="__RefHeading___Toc51997_4049217194"/>
+      <w:bookmarkStart w:id="0" w:name="__RefHeading___Toc51997_3199679052"/>
       <w:bookmarkStart w:id="1" w:name="_Toc48319687"/>
       <w:bookmarkStart w:id="2" w:name="_Toc11824118"/>
       <w:bookmarkEnd w:id="0"/>
@@ -1832,7 +1832,7 @@
           <w:spacing w:val="0"/>
         </w:rPr>
       </w:pPr>
-      <w:bookmarkStart w:id="4" w:name="__RefHeading___Toc51999_4049217194"/>
+      <w:bookmarkStart w:id="4" w:name="__RefHeading___Toc51999_3199679052"/>
       <w:bookmarkStart w:id="5" w:name="_Toc233203388"/>
       <w:bookmarkEnd w:id="4"/>
       <w:r>
@@ -3532,7 +3532,7 @@
         <w:pageBreakBefore w:val="false"/>
         <w:rPr/>
       </w:pPr>
-      <w:bookmarkStart w:id="6" w:name="__RefHeading___Toc52001_4049217194"/>
+      <w:bookmarkStart w:id="6" w:name="__RefHeading___Toc52001_3199679052"/>
       <w:bookmarkEnd w:id="6"/>
       <w:r>
         <w:rPr>
@@ -3736,7 +3736,7 @@
         <w:pStyle w:val="Heading2"/>
         <w:rPr/>
       </w:pPr>
-      <w:bookmarkStart w:id="7" w:name="__RefHeading___Toc52003_4049217194"/>
+      <w:bookmarkStart w:id="7" w:name="__RefHeading___Toc52003_3199679052"/>
       <w:bookmarkEnd w:id="7"/>
       <w:r>
         <w:rPr>
@@ -4167,7 +4167,7 @@
       <w:r>
         <w:br w:type="page"/>
       </w:r>
-      <w:bookmarkStart w:id="8" w:name="__RefHeading___Toc52005_4049217194"/>
+      <w:bookmarkStart w:id="8" w:name="__RefHeading___Toc52005_3199679052"/>
       <w:bookmarkEnd w:id="8"/>
       <w:r>
         <w:rPr>
@@ -4184,7 +4184,7 @@
         <w:pStyle w:val="Heading2"/>
         <w:rPr/>
       </w:pPr>
-      <w:bookmarkStart w:id="9" w:name="__RefHeading___Toc52007_4049217194"/>
+      <w:bookmarkStart w:id="9" w:name="__RefHeading___Toc52007_3199679052"/>
       <w:bookmarkEnd w:id="9"/>
       <w:r>
         <w:rPr>
@@ -5380,7 +5380,7 @@
         <w:pStyle w:val="Heading2"/>
         <w:rPr/>
       </w:pPr>
-      <w:bookmarkStart w:id="10" w:name="__RefHeading___Toc52009_4049217194"/>
+      <w:bookmarkStart w:id="10" w:name="__RefHeading___Toc52009_3199679052"/>
       <w:bookmarkEnd w:id="10"/>
       <w:r>
         <w:rPr>
@@ -6196,7 +6196,7 @@
       <w:r>
         <w:br w:type="page"/>
       </w:r>
-      <w:bookmarkStart w:id="11" w:name="__RefHeading___Toc52011_4049217194"/>
+      <w:bookmarkStart w:id="11" w:name="__RefHeading___Toc52011_3199679052"/>
       <w:bookmarkEnd w:id="11"/>
       <w:r>
         <w:rPr>
@@ -6213,7 +6213,7 @@
         <w:pStyle w:val="Heading2"/>
         <w:rPr/>
       </w:pPr>
-      <w:bookmarkStart w:id="12" w:name="__RefHeading___Toc52013_4049217194"/>
+      <w:bookmarkStart w:id="12" w:name="__RefHeading___Toc52013_3199679052"/>
       <w:bookmarkEnd w:id="12"/>
       <w:r>
         <w:rPr>
@@ -8207,7 +8207,7 @@
         <w:pStyle w:val="Heading2"/>
         <w:rPr/>
       </w:pPr>
-      <w:bookmarkStart w:id="13" w:name="__RefHeading___Toc52015_4049217194"/>
+      <w:bookmarkStart w:id="13" w:name="__RefHeading___Toc52015_3199679052"/>
       <w:bookmarkEnd w:id="13"/>
       <w:r>
         <w:rPr>
@@ -9177,7 +9177,7 @@
       <w:r>
         <w:br w:type="page"/>
       </w:r>
-      <w:bookmarkStart w:id="14" w:name="__RefHeading___Toc52017_4049217194"/>
+      <w:bookmarkStart w:id="14" w:name="__RefHeading___Toc52017_3199679052"/>
       <w:bookmarkEnd w:id="14"/>
       <w:r>
         <w:rPr>
@@ -9194,7 +9194,7 @@
         <w:pStyle w:val="Heading2"/>
         <w:rPr/>
       </w:pPr>
-      <w:bookmarkStart w:id="15" w:name="__RefHeading___Toc52019_4049217194"/>
+      <w:bookmarkStart w:id="15" w:name="__RefHeading___Toc52019_3199679052"/>
       <w:bookmarkEnd w:id="15"/>
       <w:r>
         <w:rPr>
@@ -12822,7 +12822,7 @@
         <w:pStyle w:val="Heading2"/>
         <w:rPr/>
       </w:pPr>
-      <w:bookmarkStart w:id="16" w:name="__RefHeading___Toc52021_4049217194"/>
+      <w:bookmarkStart w:id="16" w:name="__RefHeading___Toc52021_3199679052"/>
       <w:bookmarkEnd w:id="16"/>
       <w:r>
         <w:rPr>
@@ -16287,7 +16287,7 @@
       <w:r>
         <w:br w:type="page"/>
       </w:r>
-      <w:bookmarkStart w:id="17" w:name="__RefHeading___Toc52023_4049217194"/>
+      <w:bookmarkStart w:id="17" w:name="__RefHeading___Toc52023_3199679052"/>
       <w:bookmarkEnd w:id="17"/>
       <w:r>
         <w:rPr>
@@ -17362,7 +17362,7 @@
       <w:r>
         <w:br w:type="page"/>
       </w:r>
-      <w:bookmarkStart w:id="18" w:name="__RefHeading___Toc52025_4049217194"/>
+      <w:bookmarkStart w:id="18" w:name="__RefHeading___Toc52025_3199679052"/>
       <w:bookmarkEnd w:id="18"/>
       <w:r>
         <w:rPr>
@@ -17807,7 +17807,7 @@
       <w:r>
         <w:br w:type="page"/>
       </w:r>
-      <w:bookmarkStart w:id="19" w:name="__RefHeading___Toc52027_4049217194"/>
+      <w:bookmarkStart w:id="19" w:name="__RefHeading___Toc52027_3199679052"/>
       <w:bookmarkStart w:id="20" w:name="_Toc233203395"/>
       <w:bookmarkEnd w:id="19"/>
       <w:r>

--- a/docs/package/03_Contracts/iNXT_BrokerVerse_Customer_Responsibilities_and_RACI_Annex.docx
+++ b/docs/package/03_Contracts/iNXT_BrokerVerse_Customer_Responsibilities_and_RACI_Annex.docx
@@ -789,7 +789,7 @@
             </w:rPr>
             <w:fldChar w:fldCharType="separate"/>
           </w:r>
-          <w:hyperlink w:anchor="__RefHeading___Toc31651_3133665205">
+          <w:hyperlink w:anchor="__RefHeading___Toc38190_1894618434">
             <w:r>
               <w:rPr>
                 <w:webHidden/>
@@ -824,7 +824,7 @@
             </w:tabs>
             <w:rPr/>
           </w:pPr>
-          <w:hyperlink w:anchor="__RefHeading___Toc31653_3133665205">
+          <w:hyperlink w:anchor="__RefHeading___Toc38192_1894618434">
             <w:r>
               <w:rPr>
                 <w:webHidden/>
@@ -853,7 +853,7 @@
             </w:tabs>
             <w:rPr/>
           </w:pPr>
-          <w:hyperlink w:anchor="__RefHeading___Toc31655_3133665205">
+          <w:hyperlink w:anchor="__RefHeading___Toc38194_1894618434">
             <w:r>
               <w:rPr>
                 <w:webHidden/>
@@ -875,7 +875,7 @@
             </w:tabs>
             <w:rPr/>
           </w:pPr>
-          <w:hyperlink w:anchor="__RefHeading___Toc31657_3133665205">
+          <w:hyperlink w:anchor="__RefHeading___Toc38196_1894618434">
             <w:r>
               <w:rPr>
                 <w:webHidden/>
@@ -897,7 +897,7 @@
             </w:tabs>
             <w:rPr/>
           </w:pPr>
-          <w:hyperlink w:anchor="__RefHeading___Toc31659_3133665205">
+          <w:hyperlink w:anchor="__RefHeading___Toc38198_1894618434">
             <w:r>
               <w:rPr>
                 <w:webHidden/>
@@ -919,7 +919,7 @@
             </w:tabs>
             <w:rPr/>
           </w:pPr>
-          <w:hyperlink w:anchor="__RefHeading___Toc31661_3133665205">
+          <w:hyperlink w:anchor="__RefHeading___Toc38200_1894618434">
             <w:r>
               <w:rPr>
                 <w:webHidden/>
@@ -941,7 +941,7 @@
             </w:tabs>
             <w:rPr/>
           </w:pPr>
-          <w:hyperlink w:anchor="__RefHeading___Toc31663_3133665205">
+          <w:hyperlink w:anchor="__RefHeading___Toc38202_1894618434">
             <w:r>
               <w:rPr>
                 <w:webHidden/>
@@ -963,7 +963,7 @@
             </w:tabs>
             <w:rPr/>
           </w:pPr>
-          <w:hyperlink w:anchor="__RefHeading___Toc31665_3133665205">
+          <w:hyperlink w:anchor="__RefHeading___Toc38204_1894618434">
             <w:r>
               <w:rPr>
                 <w:webHidden/>
@@ -985,7 +985,7 @@
             </w:tabs>
             <w:rPr/>
           </w:pPr>
-          <w:hyperlink w:anchor="__RefHeading___Toc31667_3133665205">
+          <w:hyperlink w:anchor="__RefHeading___Toc38206_1894618434">
             <w:r>
               <w:rPr>
                 <w:webHidden/>
@@ -1007,7 +1007,7 @@
             </w:tabs>
             <w:rPr/>
           </w:pPr>
-          <w:hyperlink w:anchor="__RefHeading___Toc31669_3133665205">
+          <w:hyperlink w:anchor="__RefHeading___Toc38208_1894618434">
             <w:r>
               <w:rPr>
                 <w:webHidden/>
@@ -1029,7 +1029,7 @@
             </w:tabs>
             <w:rPr/>
           </w:pPr>
-          <w:hyperlink w:anchor="__RefHeading___Toc31671_3133665205">
+          <w:hyperlink w:anchor="__RefHeading___Toc38210_1894618434">
             <w:r>
               <w:rPr>
                 <w:webHidden/>
@@ -1051,7 +1051,7 @@
             </w:tabs>
             <w:rPr/>
           </w:pPr>
-          <w:hyperlink w:anchor="__RefHeading___Toc31673_3133665205">
+          <w:hyperlink w:anchor="__RefHeading___Toc38212_1894618434">
             <w:r>
               <w:rPr>
                 <w:webHidden/>
@@ -1073,7 +1073,7 @@
             </w:tabs>
             <w:rPr/>
           </w:pPr>
-          <w:hyperlink w:anchor="__RefHeading___Toc31675_3133665205">
+          <w:hyperlink w:anchor="__RefHeading___Toc38214_1894618434">
             <w:r>
               <w:rPr>
                 <w:webHidden/>
@@ -1095,7 +1095,7 @@
             </w:tabs>
             <w:rPr/>
           </w:pPr>
-          <w:hyperlink w:anchor="__RefHeading___Toc31677_3133665205">
+          <w:hyperlink w:anchor="__RefHeading___Toc38216_1894618434">
             <w:r>
               <w:rPr>
                 <w:webHidden/>
@@ -1117,7 +1117,7 @@
             </w:tabs>
             <w:rPr/>
           </w:pPr>
-          <w:hyperlink w:anchor="__RefHeading___Toc31679_3133665205">
+          <w:hyperlink w:anchor="__RefHeading___Toc38218_1894618434">
             <w:r>
               <w:rPr>
                 <w:webHidden/>
@@ -1139,7 +1139,7 @@
             </w:tabs>
             <w:rPr/>
           </w:pPr>
-          <w:hyperlink w:anchor="__RefHeading___Toc31681_3133665205">
+          <w:hyperlink w:anchor="__RefHeading___Toc38220_1894618434">
             <w:r>
               <w:rPr>
                 <w:webHidden/>
@@ -1161,7 +1161,7 @@
             </w:tabs>
             <w:rPr/>
           </w:pPr>
-          <w:hyperlink w:anchor="__RefHeading___Toc31683_3133665205">
+          <w:hyperlink w:anchor="__RefHeading___Toc38222_1894618434">
             <w:r>
               <w:rPr>
                 <w:webHidden/>
@@ -1209,7 +1209,7 @@
       <w:r>
         <w:br w:type="page"/>
       </w:r>
-      <w:bookmarkStart w:id="0" w:name="__RefHeading___Toc31651_3133665205"/>
+      <w:bookmarkStart w:id="0" w:name="__RefHeading___Toc38190_1894618434"/>
       <w:bookmarkStart w:id="1" w:name="_Toc48319687"/>
       <w:bookmarkStart w:id="2" w:name="_Toc11824118"/>
       <w:bookmarkEnd w:id="0"/>
@@ -1603,7 +1603,7 @@
                 <w:szCs w:val="24"/>
                 <w:lang w:val="en-US" w:eastAsia="ja-JP" w:bidi="ar-SA"/>
               </w:rPr>
-              <w:t>1.1</w:t>
+              <w:t>1.1.1</w:t>
             </w:r>
           </w:p>
         </w:tc>
@@ -1751,7 +1751,7 @@
                 <w:szCs w:val="24"/>
                 <w:lang w:val="en-US" w:eastAsia="ja-JP" w:bidi="ar-SA"/>
               </w:rPr>
-              <w:t>Client roles, responsibilities and RACI aligned with the current product; template for discussion; subject to review by the parties' legal counsel</w:t>
+              <w:t>Version 1.1.1: Client brand packs: basis is the client's contract with iorta TechNXT (management decision of 04 October 2026). Version 1.1: Client roles, responsibilities and RACI aligned with the current product; template for discussion; subject to review by the parties' legal counsel</w:t>
             </w:r>
           </w:p>
         </w:tc>
@@ -1854,7 +1854,7 @@
           <w:spacing w:val="0"/>
         </w:rPr>
       </w:pPr>
-      <w:bookmarkStart w:id="4" w:name="__RefHeading___Toc31653_3133665205"/>
+      <w:bookmarkStart w:id="4" w:name="__RefHeading___Toc38192_1894618434"/>
       <w:bookmarkStart w:id="5" w:name="_Toc233203388"/>
       <w:bookmarkEnd w:id="4"/>
       <w:r>
@@ -4107,7 +4107,7 @@
         <w:pageBreakBefore w:val="false"/>
         <w:rPr/>
       </w:pPr>
-      <w:bookmarkStart w:id="6" w:name="__RefHeading___Toc31655_3133665205"/>
+      <w:bookmarkStart w:id="6" w:name="__RefHeading___Toc38194_1894618434"/>
       <w:bookmarkEnd w:id="6"/>
       <w:r>
         <w:rPr>
@@ -4311,7 +4311,7 @@
         <w:pStyle w:val="Heading2"/>
         <w:rPr/>
       </w:pPr>
-      <w:bookmarkStart w:id="7" w:name="__RefHeading___Toc31657_3133665205"/>
+      <w:bookmarkStart w:id="7" w:name="__RefHeading___Toc38196_1894618434"/>
       <w:bookmarkEnd w:id="7"/>
       <w:r>
         <w:rPr>
@@ -4693,6 +4693,120 @@
           </w:p>
         </w:tc>
       </w:tr>
+      <w:tr>
+        <w:trPr/>
+        <w:tc>
+          <w:tcPr>
+            <w:tcW w:w="1003" w:type="dxa"/>
+            <w:tcBorders>
+              <w:top w:val="single" w:sz="4" w:space="0" w:color="BFC7D1"/>
+              <w:left w:val="single" w:sz="4" w:space="0" w:color="BFC7D1"/>
+              <w:bottom w:val="single" w:sz="4" w:space="0" w:color="BFC7D1"/>
+              <w:right w:val="single" w:sz="4" w:space="0" w:color="BFC7D1"/>
+            </w:tcBorders>
+          </w:tcPr>
+          <w:p>
+            <w:pPr>
+              <w:pStyle w:val="Normal"/>
+              <w:widowControl/>
+              <w:spacing w:lineRule="auto" w:line="240" w:before="0" w:after="20"/>
+              <w:jc w:val="left"/>
+              <w:rPr>
+                <w:rFonts w:ascii="Aptos" w:hAnsi="Aptos" w:eastAsia="ＭＳ 明朝" w:cs="Arial"/>
+                <w:kern w:val="0"/>
+                <w:sz w:val="24"/>
+                <w:szCs w:val="24"/>
+                <w:lang w:val="en-US" w:eastAsia="ja-JP" w:bidi="ar-SA"/>
+              </w:rPr>
+            </w:pPr>
+            <w:r>
+              <w:rPr>
+                <w:rFonts w:eastAsia="Segoe UI" w:cs="Segoe UI" w:ascii="Segoe UI" w:hAnsi="Segoe UI"/>
+                <w:color w:val="101820"/>
+                <w:kern w:val="0"/>
+                <w:sz w:val="18"/>
+                <w:szCs w:val="24"/>
+                <w:lang w:val="en-US" w:eastAsia="ja-JP" w:bidi="ar-SA"/>
+              </w:rPr>
+              <w:t>1.1.1</w:t>
+            </w:r>
+          </w:p>
+        </w:tc>
+        <w:tc>
+          <w:tcPr>
+            <w:tcW w:w="1913" w:type="dxa"/>
+            <w:tcBorders>
+              <w:top w:val="single" w:sz="4" w:space="0" w:color="BFC7D1"/>
+              <w:left w:val="single" w:sz="4" w:space="0" w:color="BFC7D1"/>
+              <w:bottom w:val="single" w:sz="4" w:space="0" w:color="BFC7D1"/>
+              <w:right w:val="single" w:sz="4" w:space="0" w:color="BFC7D1"/>
+            </w:tcBorders>
+          </w:tcPr>
+          <w:p>
+            <w:pPr>
+              <w:pStyle w:val="Normal"/>
+              <w:widowControl/>
+              <w:spacing w:lineRule="auto" w:line="240" w:before="0" w:after="20"/>
+              <w:jc w:val="left"/>
+              <w:rPr>
+                <w:rFonts w:ascii="Aptos" w:hAnsi="Aptos" w:eastAsia="ＭＳ 明朝" w:cs="Arial"/>
+                <w:kern w:val="0"/>
+                <w:sz w:val="24"/>
+                <w:szCs w:val="24"/>
+                <w:lang w:val="en-US" w:eastAsia="ja-JP" w:bidi="ar-SA"/>
+              </w:rPr>
+            </w:pPr>
+            <w:r>
+              <w:rPr>
+                <w:rFonts w:eastAsia="Segoe UI" w:cs="Segoe UI" w:ascii="Segoe UI" w:hAnsi="Segoe UI"/>
+                <w:color w:val="101820"/>
+                <w:kern w:val="0"/>
+                <w:sz w:val="18"/>
+                <w:szCs w:val="24"/>
+                <w:lang w:val="en-US" w:eastAsia="ja-JP" w:bidi="ar-SA"/>
+              </w:rPr>
+              <w:t>04 October 2026</w:t>
+            </w:r>
+          </w:p>
+        </w:tc>
+        <w:tc>
+          <w:tcPr>
+            <w:tcW w:w="6098" w:type="dxa"/>
+            <w:tcBorders>
+              <w:top w:val="single" w:sz="4" w:space="0" w:color="BFC7D1"/>
+              <w:left w:val="single" w:sz="4" w:space="0" w:color="BFC7D1"/>
+              <w:bottom w:val="single" w:sz="4" w:space="0" w:color="BFC7D1"/>
+              <w:right w:val="single" w:sz="4" w:space="0" w:color="BFC7D1"/>
+            </w:tcBorders>
+          </w:tcPr>
+          <w:p>
+            <w:pPr>
+              <w:pStyle w:val="Normal"/>
+              <w:widowControl/>
+              <w:spacing w:lineRule="auto" w:line="240" w:before="0" w:after="20"/>
+              <w:jc w:val="left"/>
+              <w:rPr>
+                <w:rFonts w:ascii="Aptos" w:hAnsi="Aptos" w:eastAsia="ＭＳ 明朝" w:cs="Arial"/>
+                <w:kern w:val="0"/>
+                <w:sz w:val="24"/>
+                <w:szCs w:val="24"/>
+                <w:lang w:val="en-US" w:eastAsia="ja-JP" w:bidi="ar-SA"/>
+              </w:rPr>
+            </w:pPr>
+            <w:r>
+              <w:rPr>
+                <w:rFonts w:eastAsia="Segoe UI" w:cs="Segoe UI" w:ascii="Segoe UI" w:hAnsi="Segoe UI"/>
+                <w:color w:val="101820"/>
+                <w:kern w:val="0"/>
+                <w:sz w:val="18"/>
+                <w:szCs w:val="24"/>
+                <w:lang w:val="en-US" w:eastAsia="ja-JP" w:bidi="ar-SA"/>
+              </w:rPr>
+              <w:t>Client brand packs: basis is the client's contract with iorta TechNXT (management decision of 04 October 2026)</w:t>
+            </w:r>
+          </w:p>
+        </w:tc>
+      </w:tr>
     </w:tbl>
     <w:p>
       <w:pPr>
@@ -4709,7 +4823,7 @@
         <w:pStyle w:val="Heading2"/>
         <w:rPr/>
       </w:pPr>
-      <w:bookmarkStart w:id="8" w:name="__RefHeading___Toc31659_3133665205"/>
+      <w:bookmarkStart w:id="8" w:name="__RefHeading___Toc38198_1894618434"/>
       <w:bookmarkEnd w:id="8"/>
       <w:r>
         <w:rPr>
@@ -5140,7 +5254,7 @@
       <w:r>
         <w:br w:type="page"/>
       </w:r>
-      <w:bookmarkStart w:id="9" w:name="__RefHeading___Toc31661_3133665205"/>
+      <w:bookmarkStart w:id="9" w:name="__RefHeading___Toc38200_1894618434"/>
       <w:bookmarkEnd w:id="9"/>
       <w:r>
         <w:rPr>
@@ -5157,7 +5271,7 @@
         <w:pStyle w:val="Heading2"/>
         <w:rPr/>
       </w:pPr>
-      <w:bookmarkStart w:id="10" w:name="__RefHeading___Toc31663_3133665205"/>
+      <w:bookmarkStart w:id="10" w:name="__RefHeading___Toc38202_1894618434"/>
       <w:bookmarkEnd w:id="10"/>
       <w:r>
         <w:rPr>
@@ -6581,7 +6695,7 @@
         <w:pStyle w:val="Heading2"/>
         <w:rPr/>
       </w:pPr>
-      <w:bookmarkStart w:id="11" w:name="__RefHeading___Toc31665_3133665205"/>
+      <w:bookmarkStart w:id="11" w:name="__RefHeading___Toc38204_1894618434"/>
       <w:bookmarkEnd w:id="11"/>
       <w:r>
         <w:rPr>
@@ -7397,7 +7511,7 @@
       <w:r>
         <w:br w:type="page"/>
       </w:r>
-      <w:bookmarkStart w:id="12" w:name="__RefHeading___Toc31667_3133665205"/>
+      <w:bookmarkStart w:id="12" w:name="__RefHeading___Toc38206_1894618434"/>
       <w:bookmarkEnd w:id="12"/>
       <w:r>
         <w:rPr>
@@ -7414,7 +7528,7 @@
         <w:pStyle w:val="Heading2"/>
         <w:rPr/>
       </w:pPr>
-      <w:bookmarkStart w:id="13" w:name="__RefHeading___Toc31669_3133665205"/>
+      <w:bookmarkStart w:id="13" w:name="__RefHeading___Toc38208_1894618434"/>
       <w:bookmarkEnd w:id="13"/>
       <w:r>
         <w:rPr>
@@ -9350,7 +9464,7 @@
                 <w:szCs w:val="24"/>
                 <w:lang w:val="en-US" w:eastAsia="ja-JP" w:bidi="ar-SA"/>
               </w:rPr>
-              <w:t>Provide the logo, the sign-in picture, its signatories and their consent to e-signatures; provide the written permission of the owner of any third-party marks before a client brand pack is applied</w:t>
+              <w:t>Provide the logo, the sign-in picture, its signatories and their consent to e-signatures; for a client brand pack, confirm the contract reference covering the use of the Client's marks on the engagement file before the pack is applied</w:t>
             </w:r>
           </w:p>
         </w:tc>
@@ -10320,7 +10434,7 @@
         <w:pStyle w:val="Heading2"/>
         <w:rPr/>
       </w:pPr>
-      <w:bookmarkStart w:id="14" w:name="__RefHeading___Toc31671_3133665205"/>
+      <w:bookmarkStart w:id="14" w:name="__RefHeading___Toc38210_1894618434"/>
       <w:bookmarkEnd w:id="14"/>
       <w:r>
         <w:rPr>
@@ -11507,7 +11621,7 @@
                 <w:szCs w:val="24"/>
                 <w:lang w:val="en-US" w:eastAsia="ja-JP" w:bidi="ar-SA"/>
               </w:rPr>
-              <w:t>Keep the permission for any third-party marks in force while a client brand pack is used</w:t>
+              <w:t>Keep the contract with iorta TechNXT that covers the use of the Client's marks in force while a client brand pack is used</w:t>
             </w:r>
           </w:p>
         </w:tc>
@@ -11521,7 +11635,7 @@
       <w:r>
         <w:br w:type="page"/>
       </w:r>
-      <w:bookmarkStart w:id="15" w:name="__RefHeading___Toc31673_3133665205"/>
+      <w:bookmarkStart w:id="15" w:name="__RefHeading___Toc38212_1894618434"/>
       <w:bookmarkEnd w:id="15"/>
       <w:r>
         <w:rPr>
@@ -11538,7 +11652,7 @@
         <w:pStyle w:val="Heading2"/>
         <w:rPr/>
       </w:pPr>
-      <w:bookmarkStart w:id="16" w:name="__RefHeading___Toc31675_3133665205"/>
+      <w:bookmarkStart w:id="16" w:name="__RefHeading___Toc38214_1894618434"/>
       <w:bookmarkEnd w:id="16"/>
       <w:r>
         <w:rPr>
@@ -13869,7 +13983,7 @@
                 <w:szCs w:val="24"/>
                 <w:lang w:val="en-US" w:eastAsia="ja-JP" w:bidi="ar-SA"/>
               </w:rPr>
-              <w:t>Permission for third-party marks</w:t>
+              <w:t>Contract reference covering the Client's marks (client brand pack)</w:t>
             </w:r>
           </w:p>
         </w:tc>
@@ -16638,7 +16752,7 @@
         <w:pStyle w:val="Heading2"/>
         <w:rPr/>
       </w:pPr>
-      <w:bookmarkStart w:id="17" w:name="__RefHeading___Toc31677_3133665205"/>
+      <w:bookmarkStart w:id="17" w:name="__RefHeading___Toc38216_1894618434"/>
       <w:bookmarkEnd w:id="17"/>
       <w:r>
         <w:rPr>
@@ -21069,7 +21183,7 @@
       <w:r>
         <w:br w:type="page"/>
       </w:r>
-      <w:bookmarkStart w:id="18" w:name="__RefHeading___Toc31679_3133665205"/>
+      <w:bookmarkStart w:id="18" w:name="__RefHeading___Toc38218_1894618434"/>
       <w:bookmarkEnd w:id="18"/>
       <w:r>
         <w:rPr>
@@ -22398,7 +22512,7 @@
                 <w:szCs w:val="24"/>
                 <w:lang w:val="en-US" w:eastAsia="ja-JP" w:bidi="ar-SA"/>
               </w:rPr>
-              <w:t>Permission for third-party marks not provided</w:t>
+              <w:t>Contract reference covering the Client's marks not on the engagement file</w:t>
             </w:r>
           </w:p>
         </w:tc>
@@ -22600,7 +22714,7 @@
       <w:r>
         <w:br w:type="page"/>
       </w:r>
-      <w:bookmarkStart w:id="19" w:name="__RefHeading___Toc31681_3133665205"/>
+      <w:bookmarkStart w:id="19" w:name="__RefHeading___Toc38220_1894618434"/>
       <w:bookmarkEnd w:id="19"/>
       <w:r>
         <w:rPr>
@@ -23045,7 +23159,7 @@
       <w:r>
         <w:br w:type="page"/>
       </w:r>
-      <w:bookmarkStart w:id="20" w:name="__RefHeading___Toc31683_3133665205"/>
+      <w:bookmarkStart w:id="20" w:name="__RefHeading___Toc38222_1894618434"/>
       <w:bookmarkStart w:id="21" w:name="_Toc233203395"/>
       <w:bookmarkEnd w:id="20"/>
       <w:r>
